--- a/Manuscript/V2/Supplement.docx
+++ b/Manuscript/V2/Supplement.docx
@@ -554,12 +554,25 @@
       <w:pPr>
         <w:spacing w:after="0" w:line="240" w:lineRule="auto"/>
         <w:rPr>
-          <w:rFonts w:ascii="Futura Medium" w:hAnsi="Futura Medium" w:cs="Futura Medium"/>
+          <w:rFonts w:ascii="Futura" w:hAnsi="Futura" w:cs="Futura"/>
+          <w:b/>
+          <w:bCs/>
           <w:sz w:val="20"/>
           <w:szCs w:val="20"/>
           <w:lang w:val="en-US"/>
         </w:rPr>
       </w:pPr>
+      <w:r>
+        <w:rPr>
+          <w:rFonts w:ascii="Futura" w:hAnsi="Futura" w:cs="Futura"/>
+          <w:b/>
+          <w:bCs/>
+          <w:sz w:val="20"/>
+          <w:szCs w:val="20"/>
+          <w:lang w:val="en-US"/>
+        </w:rPr>
+        <w:t>Supplementary figures</w:t>
+      </w:r>
     </w:p>
     <w:p>
       <w:pPr>
@@ -656,11 +669,69 @@
           <w:szCs w:val="20"/>
           <w:lang w:val="en-US"/>
         </w:rPr>
-        <w:t xml:space="preserve">Sea urchin size and growth. </w:t>
-      </w:r>
-      <w:r>
-        <w:rPr>
-          <w:rFonts w:ascii="Futura Medium" w:hAnsi="Futura Medium" w:cs="Futura Medium"/>
+        <w:t xml:space="preserve">Sea </w:t>
+      </w:r>
+      <w:r>
+        <w:rPr>
+          <w:rFonts w:ascii="Futura Medium" w:hAnsi="Futura Medium" w:cs="Futura Medium" w:hint="cs"/>
+          <w:sz w:val="20"/>
+          <w:szCs w:val="20"/>
+          <w:lang w:val="en-US"/>
+        </w:rPr>
+        <w:t xml:space="preserve">urchin </w:t>
+      </w:r>
+      <w:r>
+        <w:rPr>
+          <w:rFonts w:ascii="Futura Medium" w:hAnsi="Futura Medium" w:cs="Futura Medium" w:hint="cs"/>
+          <w:sz w:val="20"/>
+          <w:szCs w:val="20"/>
+          <w:lang w:val="en-US"/>
+        </w:rPr>
+        <w:t>(</w:t>
+      </w:r>
+      <w:r>
+        <w:rPr>
+          <w:rFonts w:ascii="Futura Medium" w:hAnsi="Futura Medium" w:cs="Futura Medium" w:hint="cs"/>
+          <w:i/>
+          <w:iCs/>
+          <w:sz w:val="20"/>
+          <w:szCs w:val="20"/>
+        </w:rPr>
+        <w:t xml:space="preserve">Strongylocentrotus </w:t>
+      </w:r>
+      <w:proofErr w:type="spellStart"/>
+      <w:r>
+        <w:rPr>
+          <w:rFonts w:ascii="Futura Medium" w:hAnsi="Futura Medium" w:cs="Futura Medium" w:hint="cs"/>
+          <w:i/>
+          <w:iCs/>
+          <w:sz w:val="20"/>
+          <w:szCs w:val="20"/>
+        </w:rPr>
+        <w:t>droebachiensis</w:t>
+      </w:r>
+      <w:proofErr w:type="spellEnd"/>
+      <w:r>
+        <w:rPr>
+          <w:rFonts w:ascii="Futura Medium" w:hAnsi="Futura Medium" w:cs="Futura Medium" w:hint="cs"/>
+          <w:sz w:val="20"/>
+          <w:szCs w:val="20"/>
+          <w:lang w:val="en-US"/>
+        </w:rPr>
+        <w:t xml:space="preserve">) </w:t>
+      </w:r>
+      <w:r>
+        <w:rPr>
+          <w:rFonts w:ascii="Futura Medium" w:hAnsi="Futura Medium" w:cs="Futura Medium" w:hint="cs"/>
+          <w:sz w:val="20"/>
+          <w:szCs w:val="20"/>
+          <w:lang w:val="en-US"/>
+        </w:rPr>
+        <w:t xml:space="preserve">size and growth. </w:t>
+      </w:r>
+      <w:r>
+        <w:rPr>
+          <w:rFonts w:ascii="Futura Medium" w:hAnsi="Futura Medium" w:cs="Futura Medium" w:hint="cs"/>
           <w:sz w:val="20"/>
           <w:szCs w:val="20"/>
           <w:lang w:val="en-US"/>
@@ -669,7 +740,7 @@
       </w:r>
       <w:r>
         <w:rPr>
-          <w:rFonts w:ascii="Futura Medium" w:hAnsi="Futura Medium" w:cs="Futura Medium"/>
+          <w:rFonts w:ascii="Futura Medium" w:hAnsi="Futura Medium" w:cs="Futura Medium" w:hint="cs"/>
           <w:sz w:val="20"/>
           <w:szCs w:val="20"/>
           <w:lang w:val="en-US"/>
@@ -678,7 +749,7 @@
       </w:r>
       <w:r>
         <w:rPr>
-          <w:rFonts w:ascii="Futura Medium" w:hAnsi="Futura Medium" w:cs="Futura Medium"/>
+          <w:rFonts w:ascii="Futura Medium" w:hAnsi="Futura Medium" w:cs="Futura Medium" w:hint="cs"/>
           <w:sz w:val="20"/>
           <w:szCs w:val="20"/>
           <w:lang w:val="en-US"/>
@@ -687,7 +758,7 @@
       </w:r>
       <w:r>
         <w:rPr>
-          <w:rFonts w:ascii="Futura Medium" w:hAnsi="Futura Medium" w:cs="Futura Medium"/>
+          <w:rFonts w:ascii="Futura Medium" w:hAnsi="Futura Medium" w:cs="Futura Medium" w:hint="cs"/>
           <w:sz w:val="20"/>
           <w:szCs w:val="20"/>
           <w:lang w:val="en-US"/>
@@ -696,7 +767,7 @@
       </w:r>
       <w:r>
         <w:rPr>
-          <w:rFonts w:ascii="Futura Medium" w:hAnsi="Futura Medium" w:cs="Futura Medium"/>
+          <w:rFonts w:ascii="Futura Medium" w:hAnsi="Futura Medium" w:cs="Futura Medium" w:hint="cs"/>
           <w:sz w:val="20"/>
           <w:szCs w:val="20"/>
           <w:lang w:val="en-US"/>
@@ -705,7 +776,7 @@
       </w:r>
       <w:r>
         <w:rPr>
-          <w:rFonts w:ascii="Futura Medium" w:hAnsi="Futura Medium" w:cs="Futura Medium"/>
+          <w:rFonts w:ascii="Futura Medium" w:hAnsi="Futura Medium" w:cs="Futura Medium" w:hint="cs"/>
           <w:sz w:val="20"/>
           <w:szCs w:val="20"/>
           <w:lang w:val="en-US"/>
@@ -714,7 +785,7 @@
       </w:r>
       <w:r>
         <w:rPr>
-          <w:rFonts w:ascii="Futura Medium" w:hAnsi="Futura Medium" w:cs="Futura Medium"/>
+          <w:rFonts w:ascii="Futura Medium" w:hAnsi="Futura Medium" w:cs="Futura Medium" w:hint="cs"/>
           <w:sz w:val="20"/>
           <w:szCs w:val="20"/>
           <w:lang w:val="en-US"/>
@@ -723,7 +794,7 @@
       </w:r>
       <w:r>
         <w:rPr>
-          <w:rFonts w:ascii="Futura Medium" w:hAnsi="Futura Medium" w:cs="Futura Medium"/>
+          <w:rFonts w:ascii="Futura Medium" w:hAnsi="Futura Medium" w:cs="Futura Medium" w:hint="cs"/>
           <w:sz w:val="20"/>
           <w:szCs w:val="20"/>
           <w:lang w:val="en-US"/>
@@ -732,12 +803,21 @@
       </w:r>
       <w:r>
         <w:rPr>
-          <w:rFonts w:ascii="Futura Medium" w:hAnsi="Futura Medium" w:cs="Futura Medium"/>
-          <w:sz w:val="20"/>
-          <w:szCs w:val="20"/>
-          <w:lang w:val="en-US"/>
-        </w:rPr>
-        <w:t>Points are individual urchins</w:t>
+          <w:rFonts w:ascii="Futura Medium" w:hAnsi="Futura Medium" w:cs="Futura Medium" w:hint="cs"/>
+          <w:sz w:val="20"/>
+          <w:szCs w:val="20"/>
+          <w:lang w:val="en-US"/>
+        </w:rPr>
+        <w:t>Points</w:t>
+      </w:r>
+      <w:r>
+        <w:rPr>
+          <w:rFonts w:ascii="Futura Medium" w:hAnsi="Futura Medium" w:cs="Futura Medium"/>
+          <w:sz w:val="20"/>
+          <w:szCs w:val="20"/>
+          <w:lang w:val="en-US"/>
+        </w:rPr>
+        <w:t xml:space="preserve"> are individual urchins</w:t>
       </w:r>
       <w:r>
         <w:rPr>
@@ -1007,6 +1087,92 @@
           <w:szCs w:val="20"/>
         </w:rPr>
         <w:t>Elemental analysis</w:t>
+      </w:r>
+      <w:r>
+        <w:rPr>
+          <w:rFonts w:ascii="Futura Medium" w:hAnsi="Futura Medium" w:cs="Futura Medium"/>
+          <w:sz w:val="20"/>
+          <w:szCs w:val="20"/>
+        </w:rPr>
+        <w:t xml:space="preserve"> of kelp (</w:t>
+      </w:r>
+      <w:r>
+        <w:rPr>
+          <w:rFonts w:ascii="Futura Medium" w:hAnsi="Futura Medium" w:cs="Futura Medium"/>
+          <w:i/>
+          <w:iCs/>
+          <w:sz w:val="20"/>
+          <w:szCs w:val="20"/>
+        </w:rPr>
+        <w:t xml:space="preserve">Laminaria </w:t>
+      </w:r>
+      <w:proofErr w:type="spellStart"/>
+      <w:r>
+        <w:rPr>
+          <w:rFonts w:ascii="Futura Medium" w:hAnsi="Futura Medium" w:cs="Futura Medium"/>
+          <w:i/>
+          <w:iCs/>
+          <w:sz w:val="20"/>
+          <w:szCs w:val="20"/>
+        </w:rPr>
+        <w:t>hyperborea</w:t>
+      </w:r>
+      <w:proofErr w:type="spellEnd"/>
+      <w:r>
+        <w:rPr>
+          <w:rFonts w:ascii="Futura Medium" w:hAnsi="Futura Medium" w:cs="Futura Medium"/>
+          <w:sz w:val="20"/>
+          <w:szCs w:val="20"/>
+        </w:rPr>
+        <w:t xml:space="preserve">) and derived sea urchin </w:t>
+      </w:r>
+      <w:r>
+        <w:rPr>
+          <w:rFonts w:ascii="Futura Medium" w:hAnsi="Futura Medium" w:cs="Futura Medium" w:hint="cs"/>
+          <w:sz w:val="20"/>
+          <w:szCs w:val="20"/>
+          <w:lang w:val="en-US"/>
+        </w:rPr>
+        <w:t>(</w:t>
+      </w:r>
+      <w:r>
+        <w:rPr>
+          <w:rFonts w:ascii="Futura Medium" w:hAnsi="Futura Medium" w:cs="Futura Medium" w:hint="cs"/>
+          <w:i/>
+          <w:iCs/>
+          <w:sz w:val="20"/>
+          <w:szCs w:val="20"/>
+        </w:rPr>
+        <w:t xml:space="preserve">Strongylocentrotus </w:t>
+      </w:r>
+      <w:proofErr w:type="spellStart"/>
+      <w:r>
+        <w:rPr>
+          <w:rFonts w:ascii="Futura Medium" w:hAnsi="Futura Medium" w:cs="Futura Medium" w:hint="cs"/>
+          <w:i/>
+          <w:iCs/>
+          <w:sz w:val="20"/>
+          <w:szCs w:val="20"/>
+        </w:rPr>
+        <w:t>droebachiensis</w:t>
+      </w:r>
+      <w:proofErr w:type="spellEnd"/>
+      <w:r>
+        <w:rPr>
+          <w:rFonts w:ascii="Futura Medium" w:hAnsi="Futura Medium" w:cs="Futura Medium" w:hint="cs"/>
+          <w:sz w:val="20"/>
+          <w:szCs w:val="20"/>
+          <w:lang w:val="en-US"/>
+        </w:rPr>
+        <w:t>)</w:t>
+      </w:r>
+      <w:r>
+        <w:rPr>
+          <w:rFonts w:ascii="Futura Medium" w:hAnsi="Futura Medium" w:cs="Futura Medium"/>
+          <w:sz w:val="20"/>
+          <w:szCs w:val="20"/>
+        </w:rPr>
+        <w:t xml:space="preserve"> faeces</w:t>
       </w:r>
       <w:r>
         <w:rPr>
@@ -1289,6 +1455,108 @@
       </w:r>
       <w:r>
         <w:rPr>
+          <w:rFonts w:ascii="Futura Medium" w:hAnsi="Futura Medium" w:cs="Futura Medium"/>
+          <w:sz w:val="20"/>
+          <w:szCs w:val="20"/>
+        </w:rPr>
+        <w:t xml:space="preserve"> for</w:t>
+      </w:r>
+      <w:r>
+        <w:rPr>
+          <w:rFonts w:ascii="Futura Medium" w:hAnsi="Futura Medium" w:cs="Futura Medium"/>
+          <w:sz w:val="20"/>
+          <w:szCs w:val="20"/>
+        </w:rPr>
+        <w:t xml:space="preserve"> </w:t>
+      </w:r>
+      <w:r>
+        <w:rPr>
+          <w:rFonts w:ascii="Futura Medium" w:hAnsi="Futura Medium" w:cs="Futura Medium"/>
+          <w:sz w:val="20"/>
+          <w:szCs w:val="20"/>
+        </w:rPr>
+        <w:t>kelp (</w:t>
+      </w:r>
+      <w:r>
+        <w:rPr>
+          <w:rFonts w:ascii="Futura Medium" w:hAnsi="Futura Medium" w:cs="Futura Medium"/>
+          <w:i/>
+          <w:iCs/>
+          <w:sz w:val="20"/>
+          <w:szCs w:val="20"/>
+        </w:rPr>
+        <w:t xml:space="preserve">Laminaria </w:t>
+      </w:r>
+      <w:proofErr w:type="spellStart"/>
+      <w:r>
+        <w:rPr>
+          <w:rFonts w:ascii="Futura Medium" w:hAnsi="Futura Medium" w:cs="Futura Medium"/>
+          <w:i/>
+          <w:iCs/>
+          <w:sz w:val="20"/>
+          <w:szCs w:val="20"/>
+        </w:rPr>
+        <w:t>hyperborea</w:t>
+      </w:r>
+      <w:proofErr w:type="spellEnd"/>
+      <w:r>
+        <w:rPr>
+          <w:rFonts w:ascii="Futura Medium" w:hAnsi="Futura Medium" w:cs="Futura Medium"/>
+          <w:sz w:val="20"/>
+          <w:szCs w:val="20"/>
+        </w:rPr>
+        <w:t xml:space="preserve">) and derived sea urchin </w:t>
+      </w:r>
+      <w:r>
+        <w:rPr>
+          <w:rFonts w:ascii="Futura Medium" w:hAnsi="Futura Medium" w:cs="Futura Medium" w:hint="cs"/>
+          <w:sz w:val="20"/>
+          <w:szCs w:val="20"/>
+          <w:lang w:val="en-US"/>
+        </w:rPr>
+        <w:t>(</w:t>
+      </w:r>
+      <w:r>
+        <w:rPr>
+          <w:rFonts w:ascii="Futura Medium" w:hAnsi="Futura Medium" w:cs="Futura Medium" w:hint="cs"/>
+          <w:i/>
+          <w:iCs/>
+          <w:sz w:val="20"/>
+          <w:szCs w:val="20"/>
+        </w:rPr>
+        <w:t xml:space="preserve">Strongylocentrotus </w:t>
+      </w:r>
+      <w:proofErr w:type="spellStart"/>
+      <w:r>
+        <w:rPr>
+          <w:rFonts w:ascii="Futura Medium" w:hAnsi="Futura Medium" w:cs="Futura Medium" w:hint="cs"/>
+          <w:i/>
+          <w:iCs/>
+          <w:sz w:val="20"/>
+          <w:szCs w:val="20"/>
+        </w:rPr>
+        <w:t>droebachiensis</w:t>
+      </w:r>
+      <w:proofErr w:type="spellEnd"/>
+      <w:r>
+        <w:rPr>
+          <w:rFonts w:ascii="Futura Medium" w:hAnsi="Futura Medium" w:cs="Futura Medium" w:hint="cs"/>
+          <w:sz w:val="20"/>
+          <w:szCs w:val="20"/>
+          <w:lang w:val="en-US"/>
+        </w:rPr>
+        <w:t>)</w:t>
+      </w:r>
+      <w:r>
+        <w:rPr>
+          <w:rFonts w:ascii="Futura Medium" w:hAnsi="Futura Medium" w:cs="Futura Medium"/>
+          <w:sz w:val="20"/>
+          <w:szCs w:val="20"/>
+        </w:rPr>
+        <w:t xml:space="preserve"> faeces</w:t>
+      </w:r>
+      <w:r>
+        <w:rPr>
           <w:rFonts w:ascii="Futura Medium" w:hAnsi="Futura Medium" w:cs="Futura Medium" w:hint="cs"/>
           <w:sz w:val="20"/>
           <w:szCs w:val="20"/>
@@ -1587,7 +1855,6 @@
           <w:rFonts w:ascii="Futura Medium" w:hAnsi="Futura Medium" w:cs="Futura Medium"/>
           <w:sz w:val="20"/>
           <w:szCs w:val="20"/>
-          <w:lang w:val="en-US"/>
         </w:rPr>
       </w:pPr>
       <w:r>
@@ -1675,7 +1942,63 @@
           <w:sz w:val="20"/>
           <w:szCs w:val="20"/>
         </w:rPr>
-        <w:t>Sea urchin faecal mass relationship. Faec</w:t>
+        <w:t xml:space="preserve">Sea urchin </w:t>
+      </w:r>
+      <w:r>
+        <w:rPr>
+          <w:rFonts w:ascii="Futura Medium" w:hAnsi="Futura Medium" w:cs="Futura Medium" w:hint="cs"/>
+          <w:sz w:val="20"/>
+          <w:szCs w:val="20"/>
+          <w:lang w:val="en-US"/>
+        </w:rPr>
+        <w:t>(</w:t>
+      </w:r>
+      <w:r>
+        <w:rPr>
+          <w:rFonts w:ascii="Futura Medium" w:hAnsi="Futura Medium" w:cs="Futura Medium" w:hint="cs"/>
+          <w:i/>
+          <w:iCs/>
+          <w:sz w:val="20"/>
+          <w:szCs w:val="20"/>
+        </w:rPr>
+        <w:t xml:space="preserve">Strongylocentrotus </w:t>
+      </w:r>
+      <w:proofErr w:type="spellStart"/>
+      <w:r>
+        <w:rPr>
+          <w:rFonts w:ascii="Futura Medium" w:hAnsi="Futura Medium" w:cs="Futura Medium" w:hint="cs"/>
+          <w:i/>
+          <w:iCs/>
+          <w:sz w:val="20"/>
+          <w:szCs w:val="20"/>
+        </w:rPr>
+        <w:t>droebachiensis</w:t>
+      </w:r>
+      <w:proofErr w:type="spellEnd"/>
+      <w:r>
+        <w:rPr>
+          <w:rFonts w:ascii="Futura Medium" w:hAnsi="Futura Medium" w:cs="Futura Medium" w:hint="cs"/>
+          <w:sz w:val="20"/>
+          <w:szCs w:val="20"/>
+          <w:lang w:val="en-US"/>
+        </w:rPr>
+        <w:t>)</w:t>
+      </w:r>
+      <w:r>
+        <w:rPr>
+          <w:rFonts w:ascii="Futura Medium" w:hAnsi="Futura Medium" w:cs="Futura Medium"/>
+          <w:sz w:val="20"/>
+          <w:szCs w:val="20"/>
+        </w:rPr>
+        <w:t xml:space="preserve"> </w:t>
+      </w:r>
+      <w:r>
+        <w:rPr>
+          <w:rFonts w:ascii="Futura Medium" w:hAnsi="Futura Medium" w:cs="Futura Medium" w:hint="cs"/>
+          <w:sz w:val="20"/>
+          <w:szCs w:val="20"/>
+        </w:rPr>
+        <w:t>faecal mass relationship. Faec</w:t>
       </w:r>
       <w:r>
         <w:rPr>
@@ -1759,19 +2082,131 @@
       </w:r>
       <w:r>
         <w:rPr>
-          <w:rFonts w:ascii="Futura Medium" w:hAnsi="Futura Medium" w:cs="Futura Medium" w:hint="cs"/>
-          <w:sz w:val="20"/>
-          <w:szCs w:val="20"/>
-        </w:rPr>
-        <w:t xml:space="preserve">. The ratio was determined </w:t>
-      </w:r>
-      <w:r>
-        <w:rPr>
-          <w:rFonts w:ascii="Futura Medium" w:hAnsi="Futura Medium" w:cs="Futura Medium" w:hint="cs"/>
-          <w:sz w:val="20"/>
-          <w:szCs w:val="20"/>
-        </w:rPr>
-        <w:t>for each order of magnitude (mean ± standard deviation) as well as across orders of magnitude (median and mean ± standard deviation).</w:t>
+          <w:rFonts w:ascii="Futura Medium" w:hAnsi="Futura Medium" w:cs="Futura Medium"/>
+          <w:sz w:val="20"/>
+          <w:szCs w:val="20"/>
+        </w:rPr>
+        <w:t xml:space="preserve"> using a multilevel model with a zero-truncated normal distribution</w:t>
+      </w:r>
+      <w:r>
+        <w:rPr>
+          <w:rFonts w:ascii="Futura Medium" w:hAnsi="Futura Medium" w:cs="Futura Medium" w:hint="cs"/>
+          <w:sz w:val="20"/>
+          <w:szCs w:val="20"/>
+        </w:rPr>
+        <w:t xml:space="preserve">. The ratio was </w:t>
+      </w:r>
+      <w:r>
+        <w:rPr>
+          <w:rFonts w:ascii="Futura Medium" w:hAnsi="Futura Medium" w:cs="Futura Medium"/>
+          <w:sz w:val="20"/>
+          <w:szCs w:val="20"/>
+        </w:rPr>
+        <w:t>estimated as a beta distribution</w:t>
+      </w:r>
+      <w:r>
+        <w:rPr>
+          <w:rFonts w:ascii="Futura Medium" w:hAnsi="Futura Medium" w:cs="Futura Medium" w:hint="cs"/>
+          <w:sz w:val="20"/>
+          <w:szCs w:val="20"/>
+        </w:rPr>
+        <w:t xml:space="preserve"> </w:t>
+      </w:r>
+      <w:r>
+        <w:rPr>
+          <w:rFonts w:ascii="Futura Medium" w:hAnsi="Futura Medium" w:cs="Futura Medium"/>
+          <w:sz w:val="20"/>
+          <w:szCs w:val="20"/>
+        </w:rPr>
+        <w:t xml:space="preserve">and is given as </w:t>
+      </w:r>
+      <w:r>
+        <w:rPr>
+          <w:rFonts w:ascii="Futura Medium" w:hAnsi="Futura Medium" w:cs="Futura Medium" w:hint="cs"/>
+          <w:sz w:val="20"/>
+          <w:szCs w:val="20"/>
+        </w:rPr>
+        <w:t>mean ± standard deviation</w:t>
+      </w:r>
+      <w:r>
+        <w:rPr>
+          <w:rFonts w:ascii="Futura Medium" w:hAnsi="Futura Medium" w:cs="Futura Medium" w:hint="cs"/>
+          <w:sz w:val="20"/>
+          <w:szCs w:val="20"/>
+        </w:rPr>
+        <w:t xml:space="preserve"> </w:t>
+      </w:r>
+      <w:r>
+        <w:rPr>
+          <w:rFonts w:ascii="Futura Medium" w:hAnsi="Futura Medium" w:cs="Futura Medium" w:hint="cs"/>
+          <w:sz w:val="20"/>
+          <w:szCs w:val="20"/>
+        </w:rPr>
+        <w:t xml:space="preserve">for each order of magnitude </w:t>
+      </w:r>
+      <w:r>
+        <w:rPr>
+          <w:rFonts w:ascii="Futura Medium" w:hAnsi="Futura Medium" w:cs="Futura Medium"/>
+          <w:sz w:val="20"/>
+          <w:szCs w:val="20"/>
+        </w:rPr>
+        <w:t>and</w:t>
+      </w:r>
+      <w:r>
+        <w:rPr>
+          <w:rFonts w:ascii="Futura Medium" w:hAnsi="Futura Medium" w:cs="Futura Medium" w:hint="cs"/>
+          <w:sz w:val="20"/>
+          <w:szCs w:val="20"/>
+        </w:rPr>
+        <w:t xml:space="preserve"> </w:t>
+      </w:r>
+      <w:r>
+        <w:rPr>
+          <w:rFonts w:ascii="Futura Medium" w:hAnsi="Futura Medium" w:cs="Futura Medium" w:hint="cs"/>
+          <w:sz w:val="20"/>
+          <w:szCs w:val="20"/>
+        </w:rPr>
+        <w:t xml:space="preserve">median </w:t>
+      </w:r>
+      <w:r>
+        <w:rPr>
+          <w:rFonts w:ascii="Futura Medium" w:hAnsi="Futura Medium" w:cs="Futura Medium"/>
+          <w:sz w:val="20"/>
+          <w:szCs w:val="20"/>
+        </w:rPr>
+        <w:t>(</w:t>
+      </w:r>
+      <w:r>
+        <w:rPr>
+          <w:rFonts w:ascii="Futura Medium" w:hAnsi="Futura Medium" w:cs="Futura Medium" w:hint="cs"/>
+          <w:sz w:val="20"/>
+          <w:szCs w:val="20"/>
+        </w:rPr>
+        <w:t>mean ± standard deviation</w:t>
+      </w:r>
+      <w:r>
+        <w:rPr>
+          <w:rFonts w:ascii="Futura Medium" w:hAnsi="Futura Medium" w:cs="Futura Medium"/>
+          <w:sz w:val="20"/>
+          <w:szCs w:val="20"/>
+        </w:rPr>
+        <w:t>)</w:t>
+      </w:r>
+      <w:r>
+        <w:rPr>
+          <w:rFonts w:ascii="Futura Medium" w:hAnsi="Futura Medium" w:cs="Futura Medium" w:hint="cs"/>
+          <w:sz w:val="20"/>
+          <w:szCs w:val="20"/>
+        </w:rPr>
+        <w:t xml:space="preserve"> </w:t>
+      </w:r>
+      <w:r>
+        <w:rPr>
+          <w:rFonts w:ascii="Futura Medium" w:hAnsi="Futura Medium" w:cs="Futura Medium" w:hint="cs"/>
+          <w:sz w:val="20"/>
+          <w:szCs w:val="20"/>
+        </w:rPr>
+        <w:t>across orders of magnitude.</w:t>
       </w:r>
       <w:r>
         <w:rPr>
@@ -1796,6 +2231,103 @@
           <w:szCs w:val="20"/>
         </w:rPr>
         <w:t xml:space="preserve"> predictions of the mean.</w:t>
+      </w:r>
+    </w:p>
+    <w:p>
+      <w:pPr>
+        <w:spacing w:after="0" w:line="240" w:lineRule="auto"/>
+        <w:rPr>
+          <w:rFonts w:ascii="Futura Medium" w:hAnsi="Futura Medium" w:cs="Futura Medium"/>
+          <w:sz w:val="20"/>
+          <w:szCs w:val="20"/>
+        </w:rPr>
+      </w:pPr>
+    </w:p>
+    <w:p>
+      <w:pPr>
+        <w:spacing w:after="0" w:line="240" w:lineRule="auto"/>
+        <w:rPr>
+          <w:rFonts w:ascii="Futura" w:hAnsi="Futura" w:cs="Futura"/>
+          <w:sz w:val="20"/>
+          <w:szCs w:val="20"/>
+        </w:rPr>
+      </w:pPr>
+      <w:r>
+        <w:rPr>
+          <w:rFonts w:ascii="Futura" w:hAnsi="Futura" w:cs="Futura"/>
+          <w:b/>
+          <w:bCs/>
+          <w:sz w:val="20"/>
+          <w:szCs w:val="20"/>
+        </w:rPr>
+        <w:t>Supplementary references</w:t>
+      </w:r>
+    </w:p>
+    <w:p>
+      <w:pPr>
+        <w:spacing w:after="0" w:line="240" w:lineRule="auto"/>
+        <w:rPr>
+          <w:rFonts w:ascii="Futura" w:hAnsi="Futura" w:cs="Futura"/>
+          <w:sz w:val="20"/>
+          <w:szCs w:val="20"/>
+        </w:rPr>
+      </w:pPr>
+      <w:r>
+        <w:rPr>
+          <w:rFonts w:ascii="Futura" w:hAnsi="Futura" w:cs="Futura"/>
+          <w:sz w:val="20"/>
+          <w:szCs w:val="20"/>
+        </w:rPr>
+        <w:t>Studies included in the sea urchin defecation meta-analysis.</w:t>
+      </w:r>
+    </w:p>
+    <w:p>
+      <w:pPr>
+        <w:spacing w:after="0" w:line="240" w:lineRule="auto"/>
+        <w:rPr>
+          <w:rFonts w:ascii="Futura" w:hAnsi="Futura" w:cs="Futura"/>
+          <w:sz w:val="20"/>
+          <w:szCs w:val="20"/>
+        </w:rPr>
+      </w:pPr>
+    </w:p>
+    <w:p>
+      <w:pPr>
+        <w:spacing w:after="0" w:line="240" w:lineRule="auto"/>
+        <w:rPr>
+          <w:rFonts w:ascii="Futura" w:hAnsi="Futura" w:cs="Futura"/>
+          <w:sz w:val="20"/>
+          <w:szCs w:val="20"/>
+        </w:rPr>
+      </w:pPr>
+    </w:p>
+    <w:p>
+      <w:pPr>
+        <w:spacing w:after="0" w:line="240" w:lineRule="auto"/>
+        <w:rPr>
+          <w:rFonts w:ascii="Futura" w:hAnsi="Futura" w:cs="Futura"/>
+          <w:sz w:val="20"/>
+          <w:szCs w:val="20"/>
+        </w:rPr>
+      </w:pPr>
+    </w:p>
+    <w:p>
+      <w:pPr>
+        <w:spacing w:after="0" w:line="240" w:lineRule="auto"/>
+        <w:rPr>
+          <w:rFonts w:ascii="Futura" w:hAnsi="Futura" w:cs="Futura"/>
+          <w:sz w:val="20"/>
+          <w:szCs w:val="20"/>
+          <w:lang w:val="en-US"/>
+        </w:rPr>
+      </w:pPr>
+      <w:r>
+        <w:rPr>
+          <w:rFonts w:ascii="Futura" w:hAnsi="Futura" w:cs="Futura"/>
+          <w:sz w:val="20"/>
+          <w:szCs w:val="20"/>
+        </w:rPr>
+        <w:t>Studies included in the biochemical transformation meta-analysis.</w:t>
       </w:r>
     </w:p>
     <w:sectPr>
